--- a/专利交底书/2026-10-12/专利技术交底书V10_一种面向混合环境迁移的跨控制面配置引用校验与污染识别方法及系统.docx
+++ b/专利交底书/2026-10-12/专利技术交底书V10_一种面向混合环境迁移的跨控制面配置引用校验与污染识别方法及系统.docx
@@ -5240,7 +5240,7 @@
       <w:r>
         <w:drawing>
           <wp:inline xmlns:a="http://schemas.openxmlformats.org/drawingml/2006/main" xmlns:pic="http://schemas.openxmlformats.org/drawingml/2006/picture">
-            <wp:extent cx="5184000" cy="3240000"/>
+            <wp:extent cx="5184000" cy="3456000"/>
             <wp:docPr id="3" name="Picture 3"/>
             <wp:cNvGraphicFramePr>
               <a:graphicFrameLocks noChangeAspect="1"/>
@@ -5261,7 +5261,7 @@
                   <pic:spPr>
                     <a:xfrm>
                       <a:off x="0" y="0"/>
-                      <a:ext cx="5184000" cy="3240000"/>
+                      <a:ext cx="5184000" cy="3456000"/>
                     </a:xfrm>
                     <a:prstGeom prst="rect"/>
                   </pic:spPr>

--- a/专利交底书/2026-10-12/专利技术交底书V10_一种面向混合环境迁移的跨控制面配置引用校验与污染识别方法及系统.docx
+++ b/专利交底书/2026-10-12/专利技术交底书V10_一种面向混合环境迁移的跨控制面配置引用校验与污染识别方法及系统.docx
@@ -6090,7 +6090,7 @@
           <w:color w:val="000000"/>
           <w:sz w:val="19"/>
         </w:rPr>
-        <w:t>图5  污染识别与四态判定</w:t>
+        <w:t>图5  污染识别与四态判定（固定优先级：阻断→告警→未知→允许，先匹配先定性）</w:t>
       </w:r>
     </w:p>
     <w:p>
